--- a/fase2/Evidencias Proyecto/Evidencias Documentación/Sprint 1/SPRINT REVIEW 1.docx
+++ b/fase2/Evidencias Proyecto/Evidencias Documentación/Sprint 1/SPRINT REVIEW 1.docx
@@ -50,8 +50,18 @@
           <w:szCs w:val="28"/>
           <w:lang w:val="es-ES"/>
         </w:rPr>
-        <w:t>Proyecto: EventRadar</w:t>
+        <w:t xml:space="preserve">Proyecto: </w:t>
       </w:r>
+      <w:proofErr w:type="spellStart"/>
+      <w:r>
+        <w:rPr>
+          <w:sz w:val="28"/>
+          <w:szCs w:val="28"/>
+          <w:lang w:val="es-ES"/>
+        </w:rPr>
+        <w:t>EventRadar</w:t>
+      </w:r>
+      <w:proofErr w:type="spellEnd"/>
       <w:r>
         <w:rPr>
           <w:sz w:val="28"/>
@@ -59,7 +69,25 @@
           <w:lang w:val="es-ES"/>
         </w:rPr>
         <w:br/>
-        <w:t>Sprint N°: 1</w:t>
+        <w:t xml:space="preserve">Sprint </w:t>
+      </w:r>
+      <w:proofErr w:type="spellStart"/>
+      <w:r>
+        <w:rPr>
+          <w:sz w:val="28"/>
+          <w:szCs w:val="28"/>
+          <w:lang w:val="es-ES"/>
+        </w:rPr>
+        <w:t>N°</w:t>
+      </w:r>
+      <w:proofErr w:type="spellEnd"/>
+      <w:r>
+        <w:rPr>
+          <w:sz w:val="28"/>
+          <w:szCs w:val="28"/>
+          <w:lang w:val="es-ES"/>
+        </w:rPr>
+        <w:t>: 1</w:t>
       </w:r>
       <w:r>
         <w:rPr>
@@ -102,7 +130,42 @@
           <w:lang w:val="es-ES"/>
         </w:rPr>
         <w:br/>
-        <w:t>Product Owner: Diego Ramírez</w:t>
+      </w:r>
+      <w:proofErr w:type="spellStart"/>
+      <w:r>
+        <w:rPr>
+          <w:sz w:val="28"/>
+          <w:szCs w:val="28"/>
+          <w:lang w:val="es-ES"/>
+        </w:rPr>
+        <w:t>Product</w:t>
+      </w:r>
+      <w:proofErr w:type="spellEnd"/>
+      <w:r>
+        <w:rPr>
+          <w:sz w:val="28"/>
+          <w:szCs w:val="28"/>
+          <w:lang w:val="es-ES"/>
+        </w:rPr>
+        <w:t xml:space="preserve"> </w:t>
+      </w:r>
+      <w:proofErr w:type="spellStart"/>
+      <w:r>
+        <w:rPr>
+          <w:sz w:val="28"/>
+          <w:szCs w:val="28"/>
+          <w:lang w:val="es-ES"/>
+        </w:rPr>
+        <w:t>Owner</w:t>
+      </w:r>
+      <w:proofErr w:type="spellEnd"/>
+      <w:r>
+        <w:rPr>
+          <w:sz w:val="28"/>
+          <w:szCs w:val="28"/>
+          <w:lang w:val="es-ES"/>
+        </w:rPr>
+        <w:t xml:space="preserve">: Diego </w:t>
       </w:r>
       <w:r>
         <w:rPr>
@@ -110,7 +173,25 @@
           <w:szCs w:val="28"/>
           <w:lang w:val="es-ES"/>
         </w:rPr>
-        <w:br/>
+        <w:t xml:space="preserve">Valenzuela </w:t>
+      </w:r>
+    </w:p>
+    <w:p>
+      <w:pPr>
+        <w:pStyle w:val="Ttulo1"/>
+        <w:spacing w:before="120" w:after="120" w:line="276" w:lineRule="auto"/>
+        <w:rPr>
+          <w:sz w:val="28"/>
+          <w:szCs w:val="28"/>
+          <w:lang w:val="es-ES"/>
+        </w:rPr>
+      </w:pPr>
+      <w:r>
+        <w:rPr>
+          <w:sz w:val="28"/>
+          <w:szCs w:val="28"/>
+          <w:lang w:val="es-ES"/>
+        </w:rPr>
         <w:t xml:space="preserve">Equipo de Desarrollo: Iván Díaz, Alejandro </w:t>
       </w:r>
       <w:r>
@@ -163,7 +244,25 @@
           <w:szCs w:val="28"/>
           <w:lang w:val="es-ES"/>
         </w:rPr>
-        <w:t>Desarrollar el sistema de autenticación con Supabase JWT.</w:t>
+        <w:t xml:space="preserve">Desarrollar el sistema de autenticación con </w:t>
+      </w:r>
+      <w:proofErr w:type="spellStart"/>
+      <w:r>
+        <w:rPr>
+          <w:sz w:val="28"/>
+          <w:szCs w:val="28"/>
+          <w:lang w:val="es-ES"/>
+        </w:rPr>
+        <w:t>Supabase</w:t>
+      </w:r>
+      <w:proofErr w:type="spellEnd"/>
+      <w:r>
+        <w:rPr>
+          <w:sz w:val="28"/>
+          <w:szCs w:val="28"/>
+          <w:lang w:val="es-ES"/>
+        </w:rPr>
+        <w:t xml:space="preserve"> JWT.</w:t>
       </w:r>
     </w:p>
     <w:p>
@@ -429,7 +528,43 @@
                 <w:szCs w:val="28"/>
                 <w:lang w:val="es-ES"/>
               </w:rPr>
-              <w:t>Sistema Auth con Supabase JWT</w:t>
+              <w:t xml:space="preserve">Sistema </w:t>
+            </w:r>
+            <w:proofErr w:type="spellStart"/>
+            <w:r>
+              <w:rPr>
+                <w:sz w:val="28"/>
+                <w:szCs w:val="28"/>
+                <w:lang w:val="es-ES"/>
+              </w:rPr>
+              <w:t>Auth</w:t>
+            </w:r>
+            <w:proofErr w:type="spellEnd"/>
+            <w:r>
+              <w:rPr>
+                <w:sz w:val="28"/>
+                <w:szCs w:val="28"/>
+                <w:lang w:val="es-ES"/>
+              </w:rPr>
+              <w:t xml:space="preserve"> con </w:t>
+            </w:r>
+            <w:proofErr w:type="spellStart"/>
+            <w:r>
+              <w:rPr>
+                <w:sz w:val="28"/>
+                <w:szCs w:val="28"/>
+                <w:lang w:val="es-ES"/>
+              </w:rPr>
+              <w:t>Supabase</w:t>
+            </w:r>
+            <w:proofErr w:type="spellEnd"/>
+            <w:r>
+              <w:rPr>
+                <w:sz w:val="28"/>
+                <w:szCs w:val="28"/>
+                <w:lang w:val="es-ES"/>
+              </w:rPr>
+              <w:t xml:space="preserve"> JWT</w:t>
             </w:r>
           </w:p>
         </w:tc>
@@ -538,7 +673,25 @@
                 <w:szCs w:val="28"/>
                 <w:lang w:val="es-ES"/>
               </w:rPr>
-              <w:t>Pantallas Login y Registro</w:t>
+              <w:t xml:space="preserve">Pantallas </w:t>
+            </w:r>
+            <w:proofErr w:type="spellStart"/>
+            <w:r>
+              <w:rPr>
+                <w:sz w:val="28"/>
+                <w:szCs w:val="28"/>
+                <w:lang w:val="es-ES"/>
+              </w:rPr>
+              <w:t>Login</w:t>
+            </w:r>
+            <w:proofErr w:type="spellEnd"/>
+            <w:r>
+              <w:rPr>
+                <w:sz w:val="28"/>
+                <w:szCs w:val="28"/>
+                <w:lang w:val="es-ES"/>
+              </w:rPr>
+              <w:t xml:space="preserve"> y Registro</w:t>
             </w:r>
           </w:p>
         </w:tc>
@@ -647,8 +800,18 @@
                 <w:szCs w:val="28"/>
                 <w:lang w:val="es-ES"/>
               </w:rPr>
-              <w:t>Mapa interactivo con Leaflet</w:t>
+              <w:t xml:space="preserve">Mapa interactivo con </w:t>
             </w:r>
+            <w:proofErr w:type="spellStart"/>
+            <w:r>
+              <w:rPr>
+                <w:sz w:val="28"/>
+                <w:szCs w:val="28"/>
+                <w:lang w:val="es-ES"/>
+              </w:rPr>
+              <w:t>Leaflet</w:t>
+            </w:r>
+            <w:proofErr w:type="spellEnd"/>
           </w:p>
         </w:tc>
         <w:tc>
@@ -788,7 +951,24 @@
           <w:lang w:val="es-ES"/>
         </w:rPr>
         <w:br/>
-        <w:t>Burndown chart: 100% completado</w:t>
+      </w:r>
+      <w:proofErr w:type="spellStart"/>
+      <w:r>
+        <w:rPr>
+          <w:sz w:val="28"/>
+          <w:szCs w:val="28"/>
+          <w:lang w:val="es-ES"/>
+        </w:rPr>
+        <w:t>Burndown</w:t>
+      </w:r>
+      <w:proofErr w:type="spellEnd"/>
+      <w:r>
+        <w:rPr>
+          <w:sz w:val="28"/>
+          <w:szCs w:val="28"/>
+          <w:lang w:val="es-ES"/>
+        </w:rPr>
+        <w:t xml:space="preserve"> chart: 100% completado</w:t>
       </w:r>
     </w:p>
     <w:p>
@@ -852,6 +1032,7 @@
           <w:lang w:val="es-ES"/>
         </w:rPr>
       </w:pPr>
+      <w:proofErr w:type="spellStart"/>
       <w:r>
         <w:rPr>
           <w:rFonts w:asciiTheme="majorHAnsi" w:eastAsiaTheme="majorEastAsia" w:hAnsiTheme="majorHAnsi" w:cstheme="majorBidi"/>
@@ -862,8 +1043,61 @@
           <w:szCs w:val="36"/>
           <w:lang w:val="es-ES"/>
         </w:rPr>
-        <w:t>Feedback del Product Owner</w:t>
+        <w:t>Feedback</w:t>
       </w:r>
+      <w:proofErr w:type="spellEnd"/>
+      <w:r>
+        <w:rPr>
+          <w:rFonts w:asciiTheme="majorHAnsi" w:eastAsiaTheme="majorEastAsia" w:hAnsiTheme="majorHAnsi" w:cstheme="majorBidi"/>
+          <w:b/>
+          <w:bCs/>
+          <w:color w:val="0F4761" w:themeColor="accent1" w:themeShade="BF"/>
+          <w:sz w:val="36"/>
+          <w:szCs w:val="36"/>
+          <w:lang w:val="es-ES"/>
+        </w:rPr>
+        <w:t xml:space="preserve"> del </w:t>
+      </w:r>
+      <w:proofErr w:type="spellStart"/>
+      <w:r>
+        <w:rPr>
+          <w:rFonts w:asciiTheme="majorHAnsi" w:eastAsiaTheme="majorEastAsia" w:hAnsiTheme="majorHAnsi" w:cstheme="majorBidi"/>
+          <w:b/>
+          <w:bCs/>
+          <w:color w:val="0F4761" w:themeColor="accent1" w:themeShade="BF"/>
+          <w:sz w:val="36"/>
+          <w:szCs w:val="36"/>
+          <w:lang w:val="es-ES"/>
+        </w:rPr>
+        <w:t>Product</w:t>
+      </w:r>
+      <w:proofErr w:type="spellEnd"/>
+      <w:r>
+        <w:rPr>
+          <w:rFonts w:asciiTheme="majorHAnsi" w:eastAsiaTheme="majorEastAsia" w:hAnsiTheme="majorHAnsi" w:cstheme="majorBidi"/>
+          <w:b/>
+          <w:bCs/>
+          <w:color w:val="0F4761" w:themeColor="accent1" w:themeShade="BF"/>
+          <w:sz w:val="36"/>
+          <w:szCs w:val="36"/>
+          <w:lang w:val="es-ES"/>
+        </w:rPr>
+        <w:t xml:space="preserve"> </w:t>
+      </w:r>
+      <w:proofErr w:type="spellStart"/>
+      <w:r>
+        <w:rPr>
+          <w:rFonts w:asciiTheme="majorHAnsi" w:eastAsiaTheme="majorEastAsia" w:hAnsiTheme="majorHAnsi" w:cstheme="majorBidi"/>
+          <w:b/>
+          <w:bCs/>
+          <w:color w:val="0F4761" w:themeColor="accent1" w:themeShade="BF"/>
+          <w:sz w:val="36"/>
+          <w:szCs w:val="36"/>
+          <w:lang w:val="es-ES"/>
+        </w:rPr>
+        <w:t>Owner</w:t>
+      </w:r>
+      <w:proofErr w:type="spellEnd"/>
       <w:r>
         <w:rPr>
           <w:rFonts w:asciiTheme="majorHAnsi" w:eastAsiaTheme="majorEastAsia" w:hAnsiTheme="majorHAnsi" w:cstheme="majorBidi"/>
